--- a/documents/Sujets de prière semaine du 20 au 25 septembre 2026 V3.docx
+++ b/documents/Sujets de prière semaine du 20 au 25 septembre 2026 V3.docx
@@ -611,7 +611,7 @@
           <w:szCs w:val="28"/>
           <w:lang w:val="fr-BE"/>
         </w:rPr>
-        <w:t xml:space="preserve">Demandons au SEIGNEUR de briser l’étroitesse, la stagnation et la limitation au Nom de JÉSUS CHRIST, et de nous faire entrer dans la dimension du débordement et de l’abondance.</w:t>
+        <w:t xml:space="preserve">Demandons au SEIGNEUR de briser l’étroitesse, la stagnation et la limitation au Nom de JESUS CHRIST, et de nous faire entrer dans la dimension du débordement et de l’abondance.</w:t>
       </w:r>
     </w:p>
     <w:p>
@@ -1414,7 +1414,7 @@
           <w:szCs w:val="28"/>
           <w:lang w:val="fr-BE"/>
         </w:rPr>
-        <w:t xml:space="preserve">Demandons au Père que les Pasteurs Yvan et Yves ainsi que leurs épouses respectives et leurs enfants, soient continuellement couverts par la grâce et la faveur Divine. Que la Puissante Main du Seigneur demeure sur eux et que rien ne fasse obstacle à leurs prières et communion avec le SAINT-ESPRIT.</w:t>
+        <w:t xml:space="preserve">Demandons au Père que les Pasteurs Yvan et Yves ainsi que leurs épouses respectives et leurs enfants, soient continuellement couverts par la grâce et la faveur Divine. Que la Puissante Main du Seigneur demeure sur eux et que rien ne fasse obstacle à leurs prières et communion avec le SAINT ESPRIT.</w:t>
       </w:r>
     </w:p>
     <w:p>
@@ -1935,34 +1935,34 @@
           <w:sz w:val="28"/>
           <w:szCs w:val="28"/>
         </w:rPr>
-        <w:t xml:space="preserve">2. La grâce de la croissance spirituelle et numérique par le SAINT-ESPRIT</w:t>
-      </w:r>
-    </w:p>
-    <w:p>
-      <w:pPr>
-        <w:pStyle w:val="Corpsdetexte"/>
-        <w:spacing w:before="90"/>
-        <w:ind w:left="145"/>
-        <w:jc w:val="both"/>
-        <w:rPr>
-          <w:rFonts w:ascii="Calibri" w:hAnsi="Calibri" w:cs="Calibri"/>
-          <w:b w:val="0"/>
-          <w:bCs w:val="0"/>
-          <w:sz w:val="28"/>
-          <w:szCs w:val="28"/>
-          <w:lang w:val="fr-BE"/>
-        </w:rPr>
-      </w:pPr>
-      <w:r>
-        <w:rPr>
-          <w:rFonts w:ascii="Calibri" w:hAnsi="Calibri" w:cs="Calibri"/>
-          <w:b w:val="0"/>
-          <w:bCs w:val="0"/>
-          <w:sz w:val="28"/>
-          <w:szCs w:val="28"/>
-          <w:lang w:val="fr-BE"/>
-        </w:rPr>
-        <w:t xml:space="preserve">Prions que le SAINT-ESPRIT continue de communiquer à nos campus de Mons, Anvers, Charleroi, Tournai, Namur, Nivelles, Luxembourg, Liège, Gand, Alost, Bruxelles... la croissance spirituelle, la profondeur dans la connaissance de la Parole et une croissance numérique exponentielle.</w:t>
+        <w:t xml:space="preserve">2. La grâce de la croissance spirituelle et numérique par le SAINT ESPRIT</w:t>
+      </w:r>
+    </w:p>
+    <w:p>
+      <w:pPr>
+        <w:pStyle w:val="Corpsdetexte"/>
+        <w:spacing w:before="90"/>
+        <w:ind w:left="145"/>
+        <w:jc w:val="both"/>
+        <w:rPr>
+          <w:rFonts w:ascii="Calibri" w:hAnsi="Calibri" w:cs="Calibri"/>
+          <w:b w:val="0"/>
+          <w:bCs w:val="0"/>
+          <w:sz w:val="28"/>
+          <w:szCs w:val="28"/>
+          <w:lang w:val="fr-BE"/>
+        </w:rPr>
+      </w:pPr>
+      <w:r>
+        <w:rPr>
+          <w:rFonts w:ascii="Calibri" w:hAnsi="Calibri" w:cs="Calibri"/>
+          <w:b w:val="0"/>
+          <w:bCs w:val="0"/>
+          <w:sz w:val="28"/>
+          <w:szCs w:val="28"/>
+          <w:lang w:val="fr-BE"/>
+        </w:rPr>
+        <w:t xml:space="preserve">Prions que le SAINT ESPRIT continue de communiquer à nos campus de Mons, Anvers, Charleroi, Tournai, Namur, Nivelles, Luxembourg, Liège, Gand, Alost, Bruxelles... la croissance spirituelle, la profondeur dans la connaissance de la Parole et une croissance numérique exponentielle.</w:t>
       </w:r>
     </w:p>
     <w:p>
@@ -2782,7 +2782,7 @@
           <w:szCs w:val="28"/>
           <w:lang w:val="fr-BE"/>
         </w:rPr>
-        <w:t xml:space="preserve">Prions pour que les plans de l’ennemi visant à disperser les brebis et détruire l’œuvre de DIEU au sein de l’église ICC Charleroi soit déjoué au Nom de JÉSUS.</w:t>
+        <w:t xml:space="preserve">Prions pour que les plans de l’ennemi visant à disperser les brebis et détruire l’œuvre de DIEU au sein de l’église ICC Charleroi soit déjoué au Nom de JESUS.</w:t>
       </w:r>
     </w:p>
     <w:p>
@@ -3963,7 +3963,7 @@
           <w:szCs w:val="28"/>
           <w:lang w:val="fr-BE"/>
         </w:rPr>
-        <w:t xml:space="preserve">Prions pour le Camp des Femmes du Benelux qui se tiendra au mois d’octobre. Que le SAINT-ESPRIT inspire et dirige toute l’organisation, la logistique, les enseignements et les temps de prière.</w:t>
+        <w:t xml:space="preserve">Prions pour le Camp des Femmes du Benelux qui se tiendra au mois d’octobre. Que le SAINT ESPRIT inspire et dirige toute l’organisation, la logistique, les enseignements et les temps de prière.</w:t>
       </w:r>
     </w:p>
     <w:p>
@@ -4711,42 +4711,42 @@
           <w:szCs w:val="28"/>
           <w:u w:val="single"/>
         </w:rPr>
-        <w:t xml:space="preserve">12H00 – 14H00 : L’ŒUVRE DU SAINT-ESPRIT EN NOUS</w:t>
-      </w:r>
-    </w:p>
-    <w:p>
-      <w:pPr>
-        <w:pStyle w:val="Corpsdetexte"/>
-        <w:spacing w:before="90"/>
-        <w:ind w:left="145"/>
-        <w:jc w:val="both"/>
-        <w:rPr>
-          <w:rFonts w:ascii="Calibri" w:hAnsi="Calibri" w:cs="Calibri"/>
-          <w:b w:val="0"/>
-          <w:bCs w:val="0"/>
-          <w:sz w:val="28"/>
-          <w:szCs w:val="28"/>
-        </w:rPr>
-      </w:pPr>
-    </w:p>
-    <w:p>
-      <w:pPr>
-        <w:ind w:left="145"/>
-        <w:rPr>
-          <w:rFonts w:ascii="Calibri" w:hAnsi="Calibri" w:cs="Calibri"/>
-          <w:b/>
-          <w:sz w:val="28"/>
-          <w:szCs w:val="28"/>
-        </w:rPr>
-      </w:pPr>
-      <w:r>
-        <w:rPr>
-          <w:rFonts w:ascii="Calibri" w:hAnsi="Calibri" w:cs="Calibri"/>
-          <w:b/>
-          <w:sz w:val="28"/>
-          <w:szCs w:val="28"/>
-        </w:rPr>
-        <w:t xml:space="preserve">1. Communion avec le SAINT-ESPRIT</w:t>
+        <w:t xml:space="preserve">12H00 – 14H00 : L’ŒUVRE DU SAINT ESPRIT EN NOUS</w:t>
+      </w:r>
+    </w:p>
+    <w:p>
+      <w:pPr>
+        <w:pStyle w:val="Corpsdetexte"/>
+        <w:spacing w:before="90"/>
+        <w:ind w:left="145"/>
+        <w:jc w:val="both"/>
+        <w:rPr>
+          <w:rFonts w:ascii="Calibri" w:hAnsi="Calibri" w:cs="Calibri"/>
+          <w:b w:val="0"/>
+          <w:bCs w:val="0"/>
+          <w:sz w:val="28"/>
+          <w:szCs w:val="28"/>
+        </w:rPr>
+      </w:pPr>
+    </w:p>
+    <w:p>
+      <w:pPr>
+        <w:ind w:left="145"/>
+        <w:rPr>
+          <w:rFonts w:ascii="Calibri" w:hAnsi="Calibri" w:cs="Calibri"/>
+          <w:b/>
+          <w:sz w:val="28"/>
+          <w:szCs w:val="28"/>
+        </w:rPr>
+      </w:pPr>
+      <w:r>
+        <w:rPr>
+          <w:rFonts w:ascii="Calibri" w:hAnsi="Calibri" w:cs="Calibri"/>
+          <w:b/>
+          <w:sz w:val="28"/>
+          <w:szCs w:val="28"/>
+        </w:rPr>
+        <w:t xml:space="preserve">1. Communion avec le SAINT ESPRIT</w:t>
       </w:r>
     </w:p>
     <w:p>
@@ -4833,34 +4833,34 @@
           <w:sz w:val="28"/>
           <w:szCs w:val="28"/>
         </w:rPr>
-        <w:t xml:space="preserve">2. Assistance du SAINT-ESPRIT</w:t>
-      </w:r>
-    </w:p>
-    <w:p>
-      <w:pPr>
-        <w:pStyle w:val="Corpsdetexte"/>
-        <w:spacing w:before="90"/>
-        <w:ind w:left="145"/>
-        <w:jc w:val="both"/>
-        <w:rPr>
-          <w:rFonts w:ascii="Calibri" w:hAnsi="Calibri" w:cs="Calibri"/>
-          <w:b w:val="0"/>
-          <w:bCs w:val="0"/>
-          <w:sz w:val="28"/>
-          <w:szCs w:val="28"/>
-          <w:lang w:val="fr-BE"/>
-        </w:rPr>
-      </w:pPr>
-      <w:r>
-        <w:rPr>
-          <w:rFonts w:ascii="Calibri" w:hAnsi="Calibri" w:cs="Calibri"/>
-          <w:b w:val="0"/>
-          <w:bCs w:val="0"/>
-          <w:sz w:val="28"/>
-          <w:szCs w:val="28"/>
-          <w:lang w:val="fr-BE"/>
-        </w:rPr>
-        <w:t xml:space="preserve">Prions pour que le SAINT-ESPRIT nous aide à répondre avec sagesse, douceur et maîtrise de soi dans les épreuves, les conflits et les défis de chaque jour.</w:t>
+        <w:t xml:space="preserve">2. Assistance du SAINT ESPRIT</w:t>
+      </w:r>
+    </w:p>
+    <w:p>
+      <w:pPr>
+        <w:pStyle w:val="Corpsdetexte"/>
+        <w:spacing w:before="90"/>
+        <w:ind w:left="145"/>
+        <w:jc w:val="both"/>
+        <w:rPr>
+          <w:rFonts w:ascii="Calibri" w:hAnsi="Calibri" w:cs="Calibri"/>
+          <w:b w:val="0"/>
+          <w:bCs w:val="0"/>
+          <w:sz w:val="28"/>
+          <w:szCs w:val="28"/>
+          <w:lang w:val="fr-BE"/>
+        </w:rPr>
+      </w:pPr>
+      <w:r>
+        <w:rPr>
+          <w:rFonts w:ascii="Calibri" w:hAnsi="Calibri" w:cs="Calibri"/>
+          <w:b w:val="0"/>
+          <w:bCs w:val="0"/>
+          <w:sz w:val="28"/>
+          <w:szCs w:val="28"/>
+          <w:lang w:val="fr-BE"/>
+        </w:rPr>
+        <w:t xml:space="preserve">Prions pour que le SAINT ESPRIT nous aide à répondre avec sagesse, douceur et maîtrise de soi dans les épreuves, les conflits et les défis de chaque jour.</w:t>
       </w:r>
     </w:p>
     <w:p>
@@ -4947,34 +4947,34 @@
           <w:szCs w:val="28"/>
           <w:lang w:val="fr-BE"/>
         </w:rPr>
-        <w:t xml:space="preserve">Prions pour que notre Église manifeste un témoignage irréprochable par l'humilité, la fidélité, l'intégrité et l'amour, afin que beaucoup soient attirés à JÉSUS CHRIST.</w:t>
-      </w:r>
-    </w:p>
-    <w:p>
-      <w:pPr>
-        <w:pStyle w:val="Corpsdetexte"/>
-        <w:spacing w:before="90"/>
-        <w:ind w:left="145"/>
-        <w:jc w:val="both"/>
-        <w:rPr>
-          <w:rFonts w:ascii="Calibri" w:hAnsi="Calibri" w:cs="Calibri"/>
-          <w:b w:val="0"/>
-          <w:bCs w:val="0"/>
-          <w:sz w:val="28"/>
-          <w:szCs w:val="28"/>
-          <w:lang w:val="fr-BE"/>
-        </w:rPr>
-      </w:pPr>
-      <w:r>
-        <w:rPr>
-          <w:rFonts w:ascii="Calibri" w:hAnsi="Calibri" w:cs="Calibri"/>
-          <w:b w:val="0"/>
-          <w:bCs w:val="0"/>
-          <w:sz w:val="28"/>
-          <w:szCs w:val="28"/>
-          <w:lang w:val="fr-BE"/>
-        </w:rPr>
-        <w:t xml:space="preserve">Prions pour que le SAINT-ESPRIT nous rende compatissants, généreux et prompts à pardonner, afin que nos relations reflètent la grâce et l'amour de DIEU.</w:t>
+        <w:t xml:space="preserve">Prions pour que notre Église manifeste un témoignage irréprochable par l'humilité, la fidélité, l'intégrité et l'amour, afin que beaucoup soient attirés à JESUS CHRIST.</w:t>
+      </w:r>
+    </w:p>
+    <w:p>
+      <w:pPr>
+        <w:pStyle w:val="Corpsdetexte"/>
+        <w:spacing w:before="90"/>
+        <w:ind w:left="145"/>
+        <w:jc w:val="both"/>
+        <w:rPr>
+          <w:rFonts w:ascii="Calibri" w:hAnsi="Calibri" w:cs="Calibri"/>
+          <w:b w:val="0"/>
+          <w:bCs w:val="0"/>
+          <w:sz w:val="28"/>
+          <w:szCs w:val="28"/>
+          <w:lang w:val="fr-BE"/>
+        </w:rPr>
+      </w:pPr>
+      <w:r>
+        <w:rPr>
+          <w:rFonts w:ascii="Calibri" w:hAnsi="Calibri" w:cs="Calibri"/>
+          <w:b w:val="0"/>
+          <w:bCs w:val="0"/>
+          <w:sz w:val="28"/>
+          <w:szCs w:val="28"/>
+          <w:lang w:val="fr-BE"/>
+        </w:rPr>
+        <w:t xml:space="preserve">Prions pour que le SAINT ESPRIT nous rende compatissants, généreux et prompts à pardonner, afin que nos relations reflètent la grâce et l'amour de DIEU.</w:t>
       </w:r>
     </w:p>
     <w:p>
@@ -5240,7 +5240,7 @@
           <w:szCs w:val="28"/>
           <w:lang w:val="fr-BE"/>
         </w:rPr>
-        <w:t xml:space="preserve">Prions que le SAINT-ESPRIT inspire des actions sociales puissantes, pertinentes et transformatrices qui répondent aux besoins des familles, des étudiants, des personnes isolées et des plus vulnérables.</w:t>
+        <w:t xml:space="preserve">Prions que le SAINT ESPRIT inspire des actions sociales puissantes, pertinentes et transformatrices qui répondent aux besoins des familles, des étudiants, des personnes isolées et des plus vulnérables.</w:t>
       </w:r>
     </w:p>
     <w:p>
@@ -5327,34 +5327,34 @@
           <w:szCs w:val="28"/>
           <w:lang w:val="fr-BE"/>
         </w:rPr>
-        <w:t xml:space="preserve">Demandons que le Seigneur suscite à ICC Anvers des femmes et des hommes engagés, fidèles, sérieux, consacrés et remplis du SAINT-ESPRIT, prêts à servir avec humilité, excellence et persévérance.</w:t>
-      </w:r>
-    </w:p>
-    <w:p>
-      <w:pPr>
-        <w:pStyle w:val="Corpsdetexte"/>
-        <w:spacing w:before="90"/>
-        <w:ind w:left="145"/>
-        <w:jc w:val="both"/>
-        <w:rPr>
-          <w:rFonts w:ascii="Calibri" w:hAnsi="Calibri" w:cs="Calibri"/>
-          <w:b w:val="0"/>
-          <w:bCs w:val="0"/>
-          <w:sz w:val="28"/>
-          <w:szCs w:val="28"/>
-          <w:lang w:val="fr-BE"/>
-        </w:rPr>
-      </w:pPr>
-      <w:r>
-        <w:rPr>
-          <w:rFonts w:ascii="Calibri" w:hAnsi="Calibri" w:cs="Calibri"/>
-          <w:b w:val="0"/>
-          <w:bCs w:val="0"/>
-          <w:sz w:val="28"/>
-          <w:szCs w:val="28"/>
-          <w:lang w:val="fr-BE"/>
-        </w:rPr>
-        <w:t xml:space="preserve">Que DIEU établisse une équipe de leaders capables de porter durablement la vision, d'édifier l'Église et d'accomplir Sa mission pour la gloire de JÉSUS CHRIST.</w:t>
+        <w:t xml:space="preserve">Demandons que le Seigneur suscite à ICC Anvers des femmes et des hommes engagés, fidèles, sérieux, consacrés et remplis du SAINT ESPRIT, prêts à servir avec humilité, excellence et persévérance.</w:t>
+      </w:r>
+    </w:p>
+    <w:p>
+      <w:pPr>
+        <w:pStyle w:val="Corpsdetexte"/>
+        <w:spacing w:before="90"/>
+        <w:ind w:left="145"/>
+        <w:jc w:val="both"/>
+        <w:rPr>
+          <w:rFonts w:ascii="Calibri" w:hAnsi="Calibri" w:cs="Calibri"/>
+          <w:b w:val="0"/>
+          <w:bCs w:val="0"/>
+          <w:sz w:val="28"/>
+          <w:szCs w:val="28"/>
+          <w:lang w:val="fr-BE"/>
+        </w:rPr>
+      </w:pPr>
+      <w:r>
+        <w:rPr>
+          <w:rFonts w:ascii="Calibri" w:hAnsi="Calibri" w:cs="Calibri"/>
+          <w:b w:val="0"/>
+          <w:bCs w:val="0"/>
+          <w:sz w:val="28"/>
+          <w:szCs w:val="28"/>
+          <w:lang w:val="fr-BE"/>
+        </w:rPr>
+        <w:t xml:space="preserve">Que DIEU établisse une équipe de leaders capables de porter durablement la vision, d'édifier l'Église et d'accomplir Sa mission pour la gloire de JESUS CHRIST.</w:t>
       </w:r>
     </w:p>
     <w:p>

--- a/documents/Sujets de prière semaine du 20 au 25 septembre 2026 V3.docx
+++ b/documents/Sujets de prière semaine du 20 au 25 septembre 2026 V3.docx
@@ -611,7 +611,7 @@
           <w:szCs w:val="28"/>
           <w:lang w:val="fr-BE"/>
         </w:rPr>
-        <w:t xml:space="preserve">Demandons au SEIGNEUR de briser l’étroitesse, la stagnation et la limitation au Nom de JESUS CHRIST, et de nous faire entrer dans la dimension du débordement et de l’abondance.</w:t>
+        <w:t xml:space="preserve">Demandons au SEIGNEUR de briser l’étroitesse, la stagnation et la limitation au Nom de JÉSUS CHRIST, et de nous faire entrer dans la dimension du débordement et de l’abondance.</w:t>
       </w:r>
     </w:p>
     <w:p>
@@ -1414,7 +1414,7 @@
           <w:szCs w:val="28"/>
           <w:lang w:val="fr-BE"/>
         </w:rPr>
-        <w:t xml:space="preserve">Demandons au Père que les Pasteurs Yvan et Yves ainsi que leurs épouses respectives et leurs enfants, soient continuellement couverts par la grâce et la faveur Divine. Que la Puissante Main du Seigneur demeure sur eux et que rien ne fasse obstacle à leurs prières et communion avec le SAINT ESPRIT.</w:t>
+        <w:t xml:space="preserve">Demandons au Père que les Pasteurs Yvan et Yves ainsi que leurs épouses respectives et leurs enfants, soient continuellement couverts par la grâce et la faveur Divine. Que la Puissante Main du Seigneur demeure sur eux et que rien ne fasse obstacle à leurs prières et communion avec le SAINT-ESPRIT.</w:t>
       </w:r>
     </w:p>
     <w:p>
@@ -1935,34 +1935,34 @@
           <w:sz w:val="28"/>
           <w:szCs w:val="28"/>
         </w:rPr>
-        <w:t xml:space="preserve">2. La grâce de la croissance spirituelle et numérique par le SAINT ESPRIT</w:t>
-      </w:r>
-    </w:p>
-    <w:p>
-      <w:pPr>
-        <w:pStyle w:val="Corpsdetexte"/>
-        <w:spacing w:before="90"/>
-        <w:ind w:left="145"/>
-        <w:jc w:val="both"/>
-        <w:rPr>
-          <w:rFonts w:ascii="Calibri" w:hAnsi="Calibri" w:cs="Calibri"/>
-          <w:b w:val="0"/>
-          <w:bCs w:val="0"/>
-          <w:sz w:val="28"/>
-          <w:szCs w:val="28"/>
-          <w:lang w:val="fr-BE"/>
-        </w:rPr>
-      </w:pPr>
-      <w:r>
-        <w:rPr>
-          <w:rFonts w:ascii="Calibri" w:hAnsi="Calibri" w:cs="Calibri"/>
-          <w:b w:val="0"/>
-          <w:bCs w:val="0"/>
-          <w:sz w:val="28"/>
-          <w:szCs w:val="28"/>
-          <w:lang w:val="fr-BE"/>
-        </w:rPr>
-        <w:t xml:space="preserve">Prions que le SAINT ESPRIT continue de communiquer à nos campus de Mons, Anvers, Charleroi, Tournai, Namur, Nivelles, Luxembourg, Liège, Gand, Alost, Bruxelles... la croissance spirituelle, la profondeur dans la connaissance de la Parole et une croissance numérique exponentielle.</w:t>
+        <w:t xml:space="preserve">2. La grâce de la croissance spirituelle et numérique par le SAINT-ESPRIT</w:t>
+      </w:r>
+    </w:p>
+    <w:p>
+      <w:pPr>
+        <w:pStyle w:val="Corpsdetexte"/>
+        <w:spacing w:before="90"/>
+        <w:ind w:left="145"/>
+        <w:jc w:val="both"/>
+        <w:rPr>
+          <w:rFonts w:ascii="Calibri" w:hAnsi="Calibri" w:cs="Calibri"/>
+          <w:b w:val="0"/>
+          <w:bCs w:val="0"/>
+          <w:sz w:val="28"/>
+          <w:szCs w:val="28"/>
+          <w:lang w:val="fr-BE"/>
+        </w:rPr>
+      </w:pPr>
+      <w:r>
+        <w:rPr>
+          <w:rFonts w:ascii="Calibri" w:hAnsi="Calibri" w:cs="Calibri"/>
+          <w:b w:val="0"/>
+          <w:bCs w:val="0"/>
+          <w:sz w:val="28"/>
+          <w:szCs w:val="28"/>
+          <w:lang w:val="fr-BE"/>
+        </w:rPr>
+        <w:t xml:space="preserve">Prions que le SAINT-ESPRIT continue de communiquer à nos campus de Mons, Anvers, Charleroi, Tournai, Namur, Nivelles, Luxembourg, Liège, Gand, Alost, Bruxelles... la croissance spirituelle, la profondeur dans la connaissance de la Parole et une croissance numérique exponentielle.</w:t>
       </w:r>
     </w:p>
     <w:p>
@@ -2782,7 +2782,7 @@
           <w:szCs w:val="28"/>
           <w:lang w:val="fr-BE"/>
         </w:rPr>
-        <w:t xml:space="preserve">Prions pour que les plans de l’ennemi visant à disperser les brebis et détruire l’œuvre de DIEU au sein de l’église ICC Charleroi soit déjoué au Nom de JESUS.</w:t>
+        <w:t xml:space="preserve">Prions pour que les plans de l’ennemi visant à disperser les brebis et détruire l’œuvre de DIEU au sein de l’église ICC Charleroi soit déjoué au Nom de JÉSUS.</w:t>
       </w:r>
     </w:p>
     <w:p>
@@ -3963,7 +3963,7 @@
           <w:szCs w:val="28"/>
           <w:lang w:val="fr-BE"/>
         </w:rPr>
-        <w:t xml:space="preserve">Prions pour le Camp des Femmes du Benelux qui se tiendra au mois d’octobre. Que le SAINT ESPRIT inspire et dirige toute l’organisation, la logistique, les enseignements et les temps de prière.</w:t>
+        <w:t xml:space="preserve">Prions pour le Camp des Femmes du Benelux qui se tiendra au mois d’octobre. Que le SAINT-ESPRIT inspire et dirige toute l’organisation, la logistique, les enseignements et les temps de prière.</w:t>
       </w:r>
     </w:p>
     <w:p>
@@ -4711,42 +4711,42 @@
           <w:szCs w:val="28"/>
           <w:u w:val="single"/>
         </w:rPr>
-        <w:t xml:space="preserve">12H00 – 14H00 : L’ŒUVRE DU SAINT ESPRIT EN NOUS</w:t>
-      </w:r>
-    </w:p>
-    <w:p>
-      <w:pPr>
-        <w:pStyle w:val="Corpsdetexte"/>
-        <w:spacing w:before="90"/>
-        <w:ind w:left="145"/>
-        <w:jc w:val="both"/>
-        <w:rPr>
-          <w:rFonts w:ascii="Calibri" w:hAnsi="Calibri" w:cs="Calibri"/>
-          <w:b w:val="0"/>
-          <w:bCs w:val="0"/>
-          <w:sz w:val="28"/>
-          <w:szCs w:val="28"/>
-        </w:rPr>
-      </w:pPr>
-    </w:p>
-    <w:p>
-      <w:pPr>
-        <w:ind w:left="145"/>
-        <w:rPr>
-          <w:rFonts w:ascii="Calibri" w:hAnsi="Calibri" w:cs="Calibri"/>
-          <w:b/>
-          <w:sz w:val="28"/>
-          <w:szCs w:val="28"/>
-        </w:rPr>
-      </w:pPr>
-      <w:r>
-        <w:rPr>
-          <w:rFonts w:ascii="Calibri" w:hAnsi="Calibri" w:cs="Calibri"/>
-          <w:b/>
-          <w:sz w:val="28"/>
-          <w:szCs w:val="28"/>
-        </w:rPr>
-        <w:t xml:space="preserve">1. Communion avec le SAINT ESPRIT</w:t>
+        <w:t xml:space="preserve">12H00 – 14H00 : L’ŒUVRE DU SAINT-ESPRIT EN NOUS</w:t>
+      </w:r>
+    </w:p>
+    <w:p>
+      <w:pPr>
+        <w:pStyle w:val="Corpsdetexte"/>
+        <w:spacing w:before="90"/>
+        <w:ind w:left="145"/>
+        <w:jc w:val="both"/>
+        <w:rPr>
+          <w:rFonts w:ascii="Calibri" w:hAnsi="Calibri" w:cs="Calibri"/>
+          <w:b w:val="0"/>
+          <w:bCs w:val="0"/>
+          <w:sz w:val="28"/>
+          <w:szCs w:val="28"/>
+        </w:rPr>
+      </w:pPr>
+    </w:p>
+    <w:p>
+      <w:pPr>
+        <w:ind w:left="145"/>
+        <w:rPr>
+          <w:rFonts w:ascii="Calibri" w:hAnsi="Calibri" w:cs="Calibri"/>
+          <w:b/>
+          <w:sz w:val="28"/>
+          <w:szCs w:val="28"/>
+        </w:rPr>
+      </w:pPr>
+      <w:r>
+        <w:rPr>
+          <w:rFonts w:ascii="Calibri" w:hAnsi="Calibri" w:cs="Calibri"/>
+          <w:b/>
+          <w:sz w:val="28"/>
+          <w:szCs w:val="28"/>
+        </w:rPr>
+        <w:t xml:space="preserve">1. Communion avec le SAINT-ESPRIT</w:t>
       </w:r>
     </w:p>
     <w:p>
@@ -4833,34 +4833,34 @@
           <w:sz w:val="28"/>
           <w:szCs w:val="28"/>
         </w:rPr>
-        <w:t xml:space="preserve">2. Assistance du SAINT ESPRIT</w:t>
-      </w:r>
-    </w:p>
-    <w:p>
-      <w:pPr>
-        <w:pStyle w:val="Corpsdetexte"/>
-        <w:spacing w:before="90"/>
-        <w:ind w:left="145"/>
-        <w:jc w:val="both"/>
-        <w:rPr>
-          <w:rFonts w:ascii="Calibri" w:hAnsi="Calibri" w:cs="Calibri"/>
-          <w:b w:val="0"/>
-          <w:bCs w:val="0"/>
-          <w:sz w:val="28"/>
-          <w:szCs w:val="28"/>
-          <w:lang w:val="fr-BE"/>
-        </w:rPr>
-      </w:pPr>
-      <w:r>
-        <w:rPr>
-          <w:rFonts w:ascii="Calibri" w:hAnsi="Calibri" w:cs="Calibri"/>
-          <w:b w:val="0"/>
-          <w:bCs w:val="0"/>
-          <w:sz w:val="28"/>
-          <w:szCs w:val="28"/>
-          <w:lang w:val="fr-BE"/>
-        </w:rPr>
-        <w:t xml:space="preserve">Prions pour que le SAINT ESPRIT nous aide à répondre avec sagesse, douceur et maîtrise de soi dans les épreuves, les conflits et les défis de chaque jour.</w:t>
+        <w:t xml:space="preserve">2. Assistance du SAINT-ESPRIT</w:t>
+      </w:r>
+    </w:p>
+    <w:p>
+      <w:pPr>
+        <w:pStyle w:val="Corpsdetexte"/>
+        <w:spacing w:before="90"/>
+        <w:ind w:left="145"/>
+        <w:jc w:val="both"/>
+        <w:rPr>
+          <w:rFonts w:ascii="Calibri" w:hAnsi="Calibri" w:cs="Calibri"/>
+          <w:b w:val="0"/>
+          <w:bCs w:val="0"/>
+          <w:sz w:val="28"/>
+          <w:szCs w:val="28"/>
+          <w:lang w:val="fr-BE"/>
+        </w:rPr>
+      </w:pPr>
+      <w:r>
+        <w:rPr>
+          <w:rFonts w:ascii="Calibri" w:hAnsi="Calibri" w:cs="Calibri"/>
+          <w:b w:val="0"/>
+          <w:bCs w:val="0"/>
+          <w:sz w:val="28"/>
+          <w:szCs w:val="28"/>
+          <w:lang w:val="fr-BE"/>
+        </w:rPr>
+        <w:t xml:space="preserve">Prions pour que le SAINT-ESPRIT nous aide à répondre avec sagesse, douceur et maîtrise de soi dans les épreuves, les conflits et les défis de chaque jour.</w:t>
       </w:r>
     </w:p>
     <w:p>
@@ -4947,34 +4947,34 @@
           <w:szCs w:val="28"/>
           <w:lang w:val="fr-BE"/>
         </w:rPr>
-        <w:t xml:space="preserve">Prions pour que notre Église manifeste un témoignage irréprochable par l'humilité, la fidélité, l'intégrité et l'amour, afin que beaucoup soient attirés à JESUS CHRIST.</w:t>
-      </w:r>
-    </w:p>
-    <w:p>
-      <w:pPr>
-        <w:pStyle w:val="Corpsdetexte"/>
-        <w:spacing w:before="90"/>
-        <w:ind w:left="145"/>
-        <w:jc w:val="both"/>
-        <w:rPr>
-          <w:rFonts w:ascii="Calibri" w:hAnsi="Calibri" w:cs="Calibri"/>
-          <w:b w:val="0"/>
-          <w:bCs w:val="0"/>
-          <w:sz w:val="28"/>
-          <w:szCs w:val="28"/>
-          <w:lang w:val="fr-BE"/>
-        </w:rPr>
-      </w:pPr>
-      <w:r>
-        <w:rPr>
-          <w:rFonts w:ascii="Calibri" w:hAnsi="Calibri" w:cs="Calibri"/>
-          <w:b w:val="0"/>
-          <w:bCs w:val="0"/>
-          <w:sz w:val="28"/>
-          <w:szCs w:val="28"/>
-          <w:lang w:val="fr-BE"/>
-        </w:rPr>
-        <w:t xml:space="preserve">Prions pour que le SAINT ESPRIT nous rende compatissants, généreux et prompts à pardonner, afin que nos relations reflètent la grâce et l'amour de DIEU.</w:t>
+        <w:t xml:space="preserve">Prions pour que notre Église manifeste un témoignage irréprochable par l'humilité, la fidélité, l'intégrité et l'amour, afin que beaucoup soient attirés à JÉSUS CHRIST.</w:t>
+      </w:r>
+    </w:p>
+    <w:p>
+      <w:pPr>
+        <w:pStyle w:val="Corpsdetexte"/>
+        <w:spacing w:before="90"/>
+        <w:ind w:left="145"/>
+        <w:jc w:val="both"/>
+        <w:rPr>
+          <w:rFonts w:ascii="Calibri" w:hAnsi="Calibri" w:cs="Calibri"/>
+          <w:b w:val="0"/>
+          <w:bCs w:val="0"/>
+          <w:sz w:val="28"/>
+          <w:szCs w:val="28"/>
+          <w:lang w:val="fr-BE"/>
+        </w:rPr>
+      </w:pPr>
+      <w:r>
+        <w:rPr>
+          <w:rFonts w:ascii="Calibri" w:hAnsi="Calibri" w:cs="Calibri"/>
+          <w:b w:val="0"/>
+          <w:bCs w:val="0"/>
+          <w:sz w:val="28"/>
+          <w:szCs w:val="28"/>
+          <w:lang w:val="fr-BE"/>
+        </w:rPr>
+        <w:t xml:space="preserve">Prions pour que le SAINT-ESPRIT nous rende compatissants, généreux et prompts à pardonner, afin que nos relations reflètent la grâce et l'amour de DIEU.</w:t>
       </w:r>
     </w:p>
     <w:p>
@@ -5240,7 +5240,7 @@
           <w:szCs w:val="28"/>
           <w:lang w:val="fr-BE"/>
         </w:rPr>
-        <w:t xml:space="preserve">Prions que le SAINT ESPRIT inspire des actions sociales puissantes, pertinentes et transformatrices qui répondent aux besoins des familles, des étudiants, des personnes isolées et des plus vulnérables.</w:t>
+        <w:t xml:space="preserve">Prions que le SAINT-ESPRIT inspire des actions sociales puissantes, pertinentes et transformatrices qui répondent aux besoins des familles, des étudiants, des personnes isolées et des plus vulnérables.</w:t>
       </w:r>
     </w:p>
     <w:p>
@@ -5327,34 +5327,34 @@
           <w:szCs w:val="28"/>
           <w:lang w:val="fr-BE"/>
         </w:rPr>
-        <w:t xml:space="preserve">Demandons que le Seigneur suscite à ICC Anvers des femmes et des hommes engagés, fidèles, sérieux, consacrés et remplis du SAINT ESPRIT, prêts à servir avec humilité, excellence et persévérance.</w:t>
-      </w:r>
-    </w:p>
-    <w:p>
-      <w:pPr>
-        <w:pStyle w:val="Corpsdetexte"/>
-        <w:spacing w:before="90"/>
-        <w:ind w:left="145"/>
-        <w:jc w:val="both"/>
-        <w:rPr>
-          <w:rFonts w:ascii="Calibri" w:hAnsi="Calibri" w:cs="Calibri"/>
-          <w:b w:val="0"/>
-          <w:bCs w:val="0"/>
-          <w:sz w:val="28"/>
-          <w:szCs w:val="28"/>
-          <w:lang w:val="fr-BE"/>
-        </w:rPr>
-      </w:pPr>
-      <w:r>
-        <w:rPr>
-          <w:rFonts w:ascii="Calibri" w:hAnsi="Calibri" w:cs="Calibri"/>
-          <w:b w:val="0"/>
-          <w:bCs w:val="0"/>
-          <w:sz w:val="28"/>
-          <w:szCs w:val="28"/>
-          <w:lang w:val="fr-BE"/>
-        </w:rPr>
-        <w:t xml:space="preserve">Que DIEU établisse une équipe de leaders capables de porter durablement la vision, d'édifier l'Église et d'accomplir Sa mission pour la gloire de JESUS CHRIST.</w:t>
+        <w:t xml:space="preserve">Demandons que le Seigneur suscite à ICC Anvers des femmes et des hommes engagés, fidèles, sérieux, consacrés et remplis du SAINT-ESPRIT, prêts à servir avec humilité, excellence et persévérance.</w:t>
+      </w:r>
+    </w:p>
+    <w:p>
+      <w:pPr>
+        <w:pStyle w:val="Corpsdetexte"/>
+        <w:spacing w:before="90"/>
+        <w:ind w:left="145"/>
+        <w:jc w:val="both"/>
+        <w:rPr>
+          <w:rFonts w:ascii="Calibri" w:hAnsi="Calibri" w:cs="Calibri"/>
+          <w:b w:val="0"/>
+          <w:bCs w:val="0"/>
+          <w:sz w:val="28"/>
+          <w:szCs w:val="28"/>
+          <w:lang w:val="fr-BE"/>
+        </w:rPr>
+      </w:pPr>
+      <w:r>
+        <w:rPr>
+          <w:rFonts w:ascii="Calibri" w:hAnsi="Calibri" w:cs="Calibri"/>
+          <w:b w:val="0"/>
+          <w:bCs w:val="0"/>
+          <w:sz w:val="28"/>
+          <w:szCs w:val="28"/>
+          <w:lang w:val="fr-BE"/>
+        </w:rPr>
+        <w:t xml:space="preserve">Que DIEU établisse une équipe de leaders capables de porter durablement la vision, d'édifier l'Église et d'accomplir Sa mission pour la gloire de JÉSUS CHRIST.</w:t>
       </w:r>
     </w:p>
     <w:p>
